--- a/Prashanth_Jira.docx
+++ b/Prashanth_Jira.docx
@@ -63,7 +63,6 @@
         </w:rPr>
       </w:pPr>
       <w:hyperlink r:id="rId5" w:history="1">
-        <w:proofErr w:type="spellStart"/>
         <w:r>
           <w:rPr>
             <w:rStyle w:val="Hyperlink"/>
@@ -76,7 +75,6 @@
           </w:rPr>
           <w:t>Linkedin</w:t>
         </w:r>
-        <w:proofErr w:type="spellEnd"/>
       </w:hyperlink>
       <w:r>
         <w:t xml:space="preserve">                                                                                                                                                                                      </w:t>
@@ -277,7 +275,27 @@
           <w:sz w:val="26"/>
           <w:szCs w:val="26"/>
         </w:rPr>
-        <w:t>80%</w:t>
+        <w:t>8</w:t>
+      </w:r>
+      <w:r>
+        <w:rPr>
+          <w:rStyle w:val="Strong1"/>
+          <w:b/>
+          <w:bCs/>
+          <w:sz w:val="26"/>
+          <w:szCs w:val="26"/>
+        </w:rPr>
+        <w:t>5</w:t>
+      </w:r>
+      <w:r>
+        <w:rPr>
+          <w:rStyle w:val="Strong1"/>
+          <w:b/>
+          <w:bCs/>
+          <w:sz w:val="26"/>
+          <w:szCs w:val="26"/>
+        </w:rPr>
+        <w:t>%</w:t>
       </w:r>
     </w:p>
     <w:p>
@@ -713,8 +731,23 @@
           <w:sz w:val="26"/>
           <w:szCs w:val="26"/>
         </w:rPr>
-        <w:t>Atlassian Ecosystem</w:t>
-      </w:r>
+        <w:t>Atlassian Ecosystem Tools:</w:t>
+      </w:r>
+      <w:r>
+        <w:rPr>
+          <w:sz w:val="26"/>
+          <w:szCs w:val="26"/>
+        </w:rPr>
+        <w:t xml:space="preserve"> Jira Software, Jira Service Management, Jira Asset Management, Confluence, Bitbucket, Bamboo, Trello</w:t>
+      </w:r>
+    </w:p>
+    <w:p>
+      <w:pPr>
+        <w:rPr>
+          <w:sz w:val="26"/>
+          <w:szCs w:val="26"/>
+        </w:rPr>
+      </w:pPr>
       <w:r>
         <w:rPr>
           <w:b/>
@@ -722,8 +755,37 @@
           <w:sz w:val="26"/>
           <w:szCs w:val="26"/>
         </w:rPr>
-        <w:t xml:space="preserve"> </w:t>
-      </w:r>
+        <w:t>Hosting Types:</w:t>
+      </w:r>
+      <w:r>
+        <w:rPr>
+          <w:sz w:val="26"/>
+          <w:szCs w:val="26"/>
+        </w:rPr>
+        <w:t xml:space="preserve"> Atlassian Cloud, Data Cent</w:t>
+      </w:r>
+      <w:r>
+        <w:rPr>
+          <w:sz w:val="26"/>
+          <w:szCs w:val="26"/>
+        </w:rPr>
+        <w:t>er</w:t>
+      </w:r>
+      <w:r>
+        <w:rPr>
+          <w:sz w:val="26"/>
+          <w:szCs w:val="26"/>
+        </w:rPr>
+        <w:t>, Server</w:t>
+      </w:r>
+    </w:p>
+    <w:p>
+      <w:pPr>
+        <w:rPr>
+          <w:sz w:val="26"/>
+          <w:szCs w:val="26"/>
+        </w:rPr>
+      </w:pPr>
       <w:r>
         <w:rPr>
           <w:b/>
@@ -731,14 +793,28 @@
           <w:sz w:val="26"/>
           <w:szCs w:val="26"/>
         </w:rPr>
-        <w:t>Tools:</w:t>
-      </w:r>
-      <w:r>
-        <w:rPr>
-          <w:sz w:val="26"/>
-          <w:szCs w:val="26"/>
-        </w:rPr>
-        <w:t xml:space="preserve"> Jira Software, Jira Service Management, Jira Asset Management, Confluence, Bitbucket, Bamboo, Trello</w:t>
+        <w:t>Add-ons &amp; Marketplace Apps:</w:t>
+      </w:r>
+      <w:r>
+        <w:rPr>
+          <w:sz w:val="26"/>
+          <w:szCs w:val="26"/>
+        </w:rPr>
+        <w:t xml:space="preserve"> Script</w:t>
+      </w:r>
+      <w:r>
+        <w:rPr>
+          <w:sz w:val="26"/>
+          <w:szCs w:val="26"/>
+        </w:rPr>
+        <w:t xml:space="preserve"> </w:t>
+      </w:r>
+      <w:r>
+        <w:rPr>
+          <w:sz w:val="26"/>
+          <w:szCs w:val="26"/>
+        </w:rPr>
+        <w:t>Runner, Automation for Jira, JSU, JETI, Jira Misc Workflow, Tempo, Xray, Zephyr Scale, Advanced Roadmaps, Draw.io, Table Enhancer, Figma, Time to SLA etc</w:t>
       </w:r>
     </w:p>
     <w:p>
@@ -755,28 +831,14 @@
           <w:sz w:val="26"/>
           <w:szCs w:val="26"/>
         </w:rPr>
-        <w:t>Hosting Types:</w:t>
-      </w:r>
-      <w:r>
-        <w:rPr>
-          <w:sz w:val="26"/>
-          <w:szCs w:val="26"/>
-        </w:rPr>
-        <w:t xml:space="preserve"> Atlassian Cloud, Data Cent</w:t>
-      </w:r>
-      <w:r>
-        <w:rPr>
-          <w:sz w:val="26"/>
-          <w:szCs w:val="26"/>
-        </w:rPr>
-        <w:t>er</w:t>
-      </w:r>
-      <w:r>
-        <w:rPr>
-          <w:sz w:val="26"/>
-          <w:szCs w:val="26"/>
-        </w:rPr>
-        <w:t>, Server</w:t>
+        <w:t>Infrastructure &amp; Development Tools:</w:t>
+      </w:r>
+      <w:r>
+        <w:rPr>
+          <w:sz w:val="26"/>
+          <w:szCs w:val="26"/>
+        </w:rPr>
+        <w:t xml:space="preserve"> Linux servers, Windows, AWS, Jenkins, Git, Azure DevOps, Scripting, REST API, Python</w:t>
       </w:r>
     </w:p>
     <w:p>
@@ -793,61 +855,15 @@
           <w:sz w:val="26"/>
           <w:szCs w:val="26"/>
         </w:rPr>
-        <w:t>Add-ons &amp; Marketplace Apps:</w:t>
-      </w:r>
-      <w:r>
-        <w:rPr>
-          <w:sz w:val="26"/>
-          <w:szCs w:val="26"/>
-        </w:rPr>
-        <w:t xml:space="preserve"> </w:t>
-      </w:r>
-      <w:r>
-        <w:rPr>
-          <w:sz w:val="26"/>
-          <w:szCs w:val="26"/>
-        </w:rPr>
-        <w:t>Script</w:t>
-      </w:r>
-      <w:r>
-        <w:rPr>
-          <w:sz w:val="26"/>
-          <w:szCs w:val="26"/>
-        </w:rPr>
-        <w:t xml:space="preserve"> </w:t>
-      </w:r>
-      <w:r>
-        <w:rPr>
-          <w:sz w:val="26"/>
-          <w:szCs w:val="26"/>
-        </w:rPr>
-        <w:t xml:space="preserve">Runner, Automation for Jira, JSU, JETI, Jira </w:t>
-      </w:r>
-      <w:proofErr w:type="spellStart"/>
-      <w:r>
-        <w:rPr>
-          <w:sz w:val="26"/>
-          <w:szCs w:val="26"/>
-        </w:rPr>
-        <w:t>Misc</w:t>
-      </w:r>
-      <w:proofErr w:type="spellEnd"/>
-      <w:r>
-        <w:rPr>
-          <w:sz w:val="26"/>
-          <w:szCs w:val="26"/>
-        </w:rPr>
-        <w:t xml:space="preserve"> Workflow, Tempo, Xray, Zephyr Scale, Advanced Roadmaps, Draw.io, Table Enhancer, Figma, Time to SLA </w:t>
-      </w:r>
-      <w:proofErr w:type="spellStart"/>
-      <w:r>
-        <w:rPr>
-          <w:sz w:val="26"/>
-          <w:szCs w:val="26"/>
-        </w:rPr>
-        <w:t>etc</w:t>
-      </w:r>
-      <w:proofErr w:type="spellEnd"/>
+        <w:t>Monitoring &amp; Reporting:</w:t>
+      </w:r>
+      <w:r>
+        <w:rPr>
+          <w:sz w:val="26"/>
+          <w:szCs w:val="26"/>
+        </w:rPr>
+        <w:t xml:space="preserve"> Zabbix, Power BI, EasyBI, Dashboard Hub, Rich Filter, Gantt, Agile Velocity Charts etc</w:t>
+      </w:r>
     </w:p>
     <w:p>
       <w:pPr>
@@ -863,8 +879,30 @@
           <w:sz w:val="26"/>
           <w:szCs w:val="26"/>
         </w:rPr>
-        <w:t>Infrastructure &amp; Development Tools</w:t>
-      </w:r>
+        <w:t>Integration &amp; Communication:</w:t>
+      </w:r>
+      <w:r>
+        <w:rPr>
+          <w:sz w:val="26"/>
+          <w:szCs w:val="26"/>
+        </w:rPr>
+        <w:t xml:space="preserve"> MS Teams, Slack, Snow, Zendesk, Freshdesk</w:t>
+      </w:r>
+      <w:r>
+        <w:rPr>
+          <w:sz w:val="26"/>
+          <w:szCs w:val="26"/>
+        </w:rPr>
+        <w:t>, Other internal tools</w:t>
+      </w:r>
+    </w:p>
+    <w:p>
+      <w:pPr>
+        <w:rPr>
+          <w:sz w:val="26"/>
+          <w:szCs w:val="26"/>
+        </w:rPr>
+      </w:pPr>
       <w:r>
         <w:rPr>
           <w:b/>
@@ -872,163 +910,6 @@
           <w:sz w:val="26"/>
           <w:szCs w:val="26"/>
         </w:rPr>
-        <w:t>:</w:t>
-      </w:r>
-      <w:r>
-        <w:rPr>
-          <w:sz w:val="26"/>
-          <w:szCs w:val="26"/>
-        </w:rPr>
-        <w:t xml:space="preserve"> </w:t>
-      </w:r>
-      <w:r>
-        <w:rPr>
-          <w:sz w:val="26"/>
-          <w:szCs w:val="26"/>
-        </w:rPr>
-        <w:t>Linux</w:t>
-      </w:r>
-      <w:r>
-        <w:rPr>
-          <w:sz w:val="26"/>
-          <w:szCs w:val="26"/>
-        </w:rPr>
-        <w:t xml:space="preserve"> servers</w:t>
-      </w:r>
-      <w:r>
-        <w:rPr>
-          <w:sz w:val="26"/>
-          <w:szCs w:val="26"/>
-        </w:rPr>
-        <w:t>, Windows, AWS, Jenkins, Git, Azure DevOps, Scripting, REST API, Python</w:t>
-      </w:r>
-    </w:p>
-    <w:p>
-      <w:pPr>
-        <w:rPr>
-          <w:sz w:val="26"/>
-          <w:szCs w:val="26"/>
-        </w:rPr>
-      </w:pPr>
-      <w:r>
-        <w:rPr>
-          <w:b/>
-          <w:bCs/>
-          <w:sz w:val="26"/>
-          <w:szCs w:val="26"/>
-        </w:rPr>
-        <w:t>Monitoring &amp; Reporting</w:t>
-      </w:r>
-      <w:r>
-        <w:rPr>
-          <w:b/>
-          <w:bCs/>
-          <w:sz w:val="26"/>
-          <w:szCs w:val="26"/>
-        </w:rPr>
-        <w:t>:</w:t>
-      </w:r>
-      <w:r>
-        <w:rPr>
-          <w:sz w:val="26"/>
-          <w:szCs w:val="26"/>
-        </w:rPr>
-        <w:t xml:space="preserve"> </w:t>
-      </w:r>
-      <w:r>
-        <w:rPr>
-          <w:sz w:val="26"/>
-          <w:szCs w:val="26"/>
-        </w:rPr>
-        <w:t xml:space="preserve">Zabbix, Power BI, </w:t>
-      </w:r>
-      <w:proofErr w:type="spellStart"/>
-      <w:r>
-        <w:rPr>
-          <w:sz w:val="26"/>
-          <w:szCs w:val="26"/>
-        </w:rPr>
-        <w:t>EasyBI</w:t>
-      </w:r>
-      <w:proofErr w:type="spellEnd"/>
-      <w:r>
-        <w:rPr>
-          <w:sz w:val="26"/>
-          <w:szCs w:val="26"/>
-        </w:rPr>
-        <w:t xml:space="preserve">, Dashboard Hub, Rich Filter, Gantt, Agile Velocity Charts </w:t>
-      </w:r>
-      <w:proofErr w:type="spellStart"/>
-      <w:r>
-        <w:rPr>
-          <w:sz w:val="26"/>
-          <w:szCs w:val="26"/>
-        </w:rPr>
-        <w:t>etc</w:t>
-      </w:r>
-      <w:proofErr w:type="spellEnd"/>
-    </w:p>
-    <w:p>
-      <w:pPr>
-        <w:rPr>
-          <w:sz w:val="26"/>
-          <w:szCs w:val="26"/>
-        </w:rPr>
-      </w:pPr>
-      <w:r>
-        <w:rPr>
-          <w:b/>
-          <w:bCs/>
-          <w:sz w:val="26"/>
-          <w:szCs w:val="26"/>
-        </w:rPr>
-        <w:t>Integration &amp; Communication</w:t>
-      </w:r>
-      <w:r>
-        <w:rPr>
-          <w:b/>
-          <w:bCs/>
-          <w:sz w:val="26"/>
-          <w:szCs w:val="26"/>
-        </w:rPr>
-        <w:t>:</w:t>
-      </w:r>
-      <w:r>
-        <w:rPr>
-          <w:sz w:val="26"/>
-          <w:szCs w:val="26"/>
-        </w:rPr>
-        <w:t xml:space="preserve"> </w:t>
-      </w:r>
-      <w:r>
-        <w:rPr>
-          <w:sz w:val="26"/>
-          <w:szCs w:val="26"/>
-        </w:rPr>
-        <w:t>MS Teams, Slack, Snow, Zendesk, Freshdesk</w:t>
-      </w:r>
-      <w:r>
-        <w:rPr>
-          <w:sz w:val="26"/>
-          <w:szCs w:val="26"/>
-        </w:rPr>
-        <w:t>, Other internal tools</w:t>
-      </w:r>
-    </w:p>
-    <w:p>
-      <w:pPr>
-        <w:rPr>
-          <w:sz w:val="26"/>
-          <w:szCs w:val="26"/>
-        </w:rPr>
-      </w:pPr>
-      <w:r>
-        <w:rPr>
-          <w:b/>
-          <w:bCs/>
-          <w:sz w:val="26"/>
-          <w:szCs w:val="26"/>
-        </w:rPr>
         <w:t>Project &amp; Process Management</w:t>
       </w:r>
       <w:r>
@@ -1036,30 +917,7 @@
           <w:sz w:val="26"/>
           <w:szCs w:val="26"/>
         </w:rPr>
-        <w:t xml:space="preserve">: </w:t>
-      </w:r>
-      <w:r>
-        <w:rPr>
-          <w:sz w:val="26"/>
-          <w:szCs w:val="26"/>
-        </w:rPr>
-        <w:t xml:space="preserve">Agile, </w:t>
-      </w:r>
-      <w:proofErr w:type="spellStart"/>
-      <w:r>
-        <w:rPr>
-          <w:sz w:val="26"/>
-          <w:szCs w:val="26"/>
-        </w:rPr>
-        <w:t>SAFe</w:t>
-      </w:r>
-      <w:proofErr w:type="spellEnd"/>
-      <w:r>
-        <w:rPr>
-          <w:sz w:val="26"/>
-          <w:szCs w:val="26"/>
-        </w:rPr>
-        <w:t>, ITIL frameworks, Change/Incident Management, Migrations - Jira/Confluence - (Cloud to Cloud/ Data center to Cloud)</w:t>
+        <w:t>: Agile, SAFe, ITIL frameworks, Change/Incident Management, Migrations - Jira/Confluence - (Cloud to Cloud/ Data center to Cloud)</w:t>
       </w:r>
     </w:p>
     <w:p>
@@ -1728,23 +1586,13 @@
           <w:szCs w:val="26"/>
         </w:rPr>
       </w:pPr>
-      <w:proofErr w:type="spellStart"/>
       <w:r>
         <w:rPr>
           <w:rStyle w:val="spancompanyname"/>
           <w:sz w:val="26"/>
           <w:szCs w:val="26"/>
         </w:rPr>
-        <w:t>Tesnus</w:t>
-      </w:r>
-      <w:proofErr w:type="spellEnd"/>
-      <w:r>
-        <w:rPr>
-          <w:rStyle w:val="spancompanyname"/>
-          <w:sz w:val="26"/>
-          <w:szCs w:val="26"/>
-        </w:rPr>
-        <w:t xml:space="preserve"> Technology LLC – OPC </w:t>
+        <w:t xml:space="preserve">Tesnus Technology LLC – OPC </w:t>
       </w:r>
       <w:r>
         <w:rPr>
@@ -1936,25 +1784,7 @@
           <w:sz w:val="26"/>
           <w:szCs w:val="26"/>
         </w:rPr>
-        <w:t>Configure, maintain, and optimize Atlassian Marketplace apps (</w:t>
-      </w:r>
-      <w:proofErr w:type="spellStart"/>
-      <w:r>
-        <w:rPr>
-          <w:rStyle w:val="span"/>
-          <w:sz w:val="26"/>
-          <w:szCs w:val="26"/>
-        </w:rPr>
-        <w:t>ScriptRunner</w:t>
-      </w:r>
-      <w:proofErr w:type="spellEnd"/>
-      <w:r>
-        <w:rPr>
-          <w:rStyle w:val="span"/>
-          <w:sz w:val="26"/>
-          <w:szCs w:val="26"/>
-        </w:rPr>
-        <w:t>, Zephyr Scale, Tempo, Rich Filters, Dashboard Hub).</w:t>
+        <w:t>Configure, maintain, and optimize Atlassian Marketplace apps (ScriptRunner, Zephyr Scale, Tempo, Rich Filters, Dashboard Hub).</w:t>
       </w:r>
     </w:p>
     <w:p>
@@ -1977,25 +1807,7 @@
           <w:sz w:val="26"/>
           <w:szCs w:val="26"/>
         </w:rPr>
-        <w:t xml:space="preserve">Develop and maintain automation workflows using Jira Automation and </w:t>
-      </w:r>
-      <w:proofErr w:type="spellStart"/>
-      <w:r>
-        <w:rPr>
-          <w:rStyle w:val="span"/>
-          <w:sz w:val="26"/>
-          <w:szCs w:val="26"/>
-        </w:rPr>
-        <w:t>ScriptRunner</w:t>
-      </w:r>
-      <w:proofErr w:type="spellEnd"/>
-      <w:r>
-        <w:rPr>
-          <w:rStyle w:val="span"/>
-          <w:sz w:val="26"/>
-          <w:szCs w:val="26"/>
-        </w:rPr>
-        <w:t xml:space="preserve"> (Groovy).</w:t>
+        <w:t>Develop and maintain automation workflows using Jira Automation and ScriptRunner (Groovy).</w:t>
       </w:r>
     </w:p>
     <w:p>
@@ -2140,15 +1952,7 @@
           <w:sz w:val="26"/>
           <w:szCs w:val="26"/>
         </w:rPr>
-        <w:t xml:space="preserve">, </w:t>
-      </w:r>
-      <w:r>
-        <w:rPr>
-          <w:rStyle w:val="span"/>
-          <w:sz w:val="26"/>
-          <w:szCs w:val="26"/>
-        </w:rPr>
-        <w:t xml:space="preserve">June </w:t>
+        <w:t xml:space="preserve">, June </w:t>
       </w:r>
       <w:r>
         <w:rPr>
@@ -2201,7 +2005,6 @@
           <w:szCs w:val="26"/>
         </w:rPr>
       </w:pPr>
-      <w:proofErr w:type="spellStart"/>
       <w:r>
         <w:rPr>
           <w:rStyle w:val="span"/>
@@ -2210,9 +2013,8 @@
           <w:sz w:val="26"/>
           <w:szCs w:val="26"/>
         </w:rPr>
-        <w:t>Elitser</w:t>
-      </w:r>
-      <w:proofErr w:type="spellEnd"/>
+        <w:t>Elitser (Client: Core42)</w:t>
+      </w:r>
       <w:r>
         <w:rPr>
           <w:rStyle w:val="span"/>
@@ -2221,7 +2023,7 @@
           <w:sz w:val="26"/>
           <w:szCs w:val="26"/>
         </w:rPr>
-        <w:t xml:space="preserve"> (Client: Core42</w:t>
+        <w:t xml:space="preserve"> </w:t>
       </w:r>
       <w:r>
         <w:rPr>
@@ -2231,26 +2033,6 @@
           <w:sz w:val="26"/>
           <w:szCs w:val="26"/>
         </w:rPr>
-        <w:t>)</w:t>
-      </w:r>
-      <w:r>
-        <w:rPr>
-          <w:rStyle w:val="span"/>
-          <w:b/>
-          <w:bCs/>
-          <w:sz w:val="26"/>
-          <w:szCs w:val="26"/>
-        </w:rPr>
-        <w:t xml:space="preserve"> </w:t>
-      </w:r>
-      <w:r>
-        <w:rPr>
-          <w:rStyle w:val="span"/>
-          <w:b/>
-          <w:bCs/>
-          <w:sz w:val="26"/>
-          <w:szCs w:val="26"/>
-        </w:rPr>
         <w:t>-</w:t>
       </w:r>
       <w:r>
@@ -2259,15 +2041,7 @@
           <w:sz w:val="26"/>
           <w:szCs w:val="26"/>
         </w:rPr>
-        <w:t xml:space="preserve"> Abu Dhabi, UAE</w:t>
-      </w:r>
-      <w:r>
-        <w:rPr>
-          <w:rStyle w:val="span"/>
-          <w:sz w:val="26"/>
-          <w:szCs w:val="26"/>
-        </w:rPr>
-        <w:t xml:space="preserve"> </w:t>
+        <w:t xml:space="preserve"> Abu Dhabi, UAE </w:t>
       </w:r>
     </w:p>
     <w:p>
@@ -2521,25 +2295,7 @@
           <w:sz w:val="26"/>
           <w:szCs w:val="26"/>
         </w:rPr>
-        <w:t xml:space="preserve">Automated tasks using </w:t>
-      </w:r>
-      <w:proofErr w:type="spellStart"/>
-      <w:r>
-        <w:rPr>
-          <w:rStyle w:val="span"/>
-          <w:sz w:val="26"/>
-          <w:szCs w:val="26"/>
-        </w:rPr>
-        <w:t>ScriptRunner</w:t>
-      </w:r>
-      <w:proofErr w:type="spellEnd"/>
-      <w:r>
-        <w:rPr>
-          <w:rStyle w:val="span"/>
-          <w:sz w:val="26"/>
-          <w:szCs w:val="26"/>
-        </w:rPr>
-        <w:t xml:space="preserve"> and built-in Jira automation.</w:t>
+        <w:t>Automated tasks using ScriptRunner and built-in Jira automation.</w:t>
       </w:r>
     </w:p>
     <w:p>
@@ -2721,23 +2477,13 @@
           <w:szCs w:val="26"/>
         </w:rPr>
       </w:pPr>
-      <w:proofErr w:type="spellStart"/>
       <w:r>
         <w:rPr>
           <w:rStyle w:val="spancompanyname"/>
           <w:sz w:val="26"/>
           <w:szCs w:val="26"/>
         </w:rPr>
-        <w:t>PropertyGuru</w:t>
-      </w:r>
-      <w:proofErr w:type="spellEnd"/>
-      <w:r>
-        <w:rPr>
-          <w:rStyle w:val="spancompanyname"/>
-          <w:sz w:val="26"/>
-          <w:szCs w:val="26"/>
-        </w:rPr>
-        <w:t xml:space="preserve"> Group</w:t>
+        <w:t>PropertyGuru Group</w:t>
       </w:r>
       <w:r>
         <w:rPr>
@@ -2881,25 +2627,7 @@
           <w:sz w:val="26"/>
           <w:szCs w:val="26"/>
         </w:rPr>
-        <w:t xml:space="preserve">Integrated Jira with Slack, MS Teams, </w:t>
-      </w:r>
-      <w:proofErr w:type="spellStart"/>
-      <w:r>
-        <w:rPr>
-          <w:rStyle w:val="span"/>
-          <w:sz w:val="26"/>
-          <w:szCs w:val="26"/>
-        </w:rPr>
-        <w:t>Workato</w:t>
-      </w:r>
-      <w:proofErr w:type="spellEnd"/>
-      <w:r>
-        <w:rPr>
-          <w:rStyle w:val="span"/>
-          <w:sz w:val="26"/>
-          <w:szCs w:val="26"/>
-        </w:rPr>
-        <w:t>, Salesforce, Zendesk, Freshdesk, and enforced SAML SSO + 2FA.</w:t>
+        <w:t>Integrated Jira with Slack, MS Teams, Workato, Salesforce, Zendesk, Freshdesk, and enforced SAML SSO + 2FA.</w:t>
       </w:r>
     </w:p>
     <w:p>
@@ -3641,7 +3369,6 @@
           <w:szCs w:val="26"/>
         </w:rPr>
       </w:pPr>
-      <w:proofErr w:type="spellStart"/>
       <w:r>
         <w:rPr>
           <w:rStyle w:val="spancompanyname"/>
@@ -3664,16 +3391,7 @@
           <w:sz w:val="26"/>
           <w:szCs w:val="26"/>
         </w:rPr>
-        <w:t>eq</w:t>
-      </w:r>
-      <w:proofErr w:type="spellEnd"/>
-      <w:r>
-        <w:rPr>
-          <w:rStyle w:val="spancompanyname"/>
-          <w:sz w:val="26"/>
-          <w:szCs w:val="26"/>
-        </w:rPr>
-        <w:t xml:space="preserve"> Software India Pvt. Ltd.</w:t>
+        <w:t>eq Software India Pvt. Ltd.</w:t>
       </w:r>
       <w:r>
         <w:rPr>
@@ -3801,43 +3519,7 @@
           <w:sz w:val="26"/>
           <w:szCs w:val="26"/>
         </w:rPr>
-        <w:t xml:space="preserve">Worked with add-ons like Automation for Jira, JSU, </w:t>
-      </w:r>
-      <w:proofErr w:type="spellStart"/>
-      <w:r>
-        <w:rPr>
-          <w:rStyle w:val="span"/>
-          <w:sz w:val="26"/>
-          <w:szCs w:val="26"/>
-        </w:rPr>
-        <w:t>ScriptRunner</w:t>
-      </w:r>
-      <w:proofErr w:type="spellEnd"/>
-      <w:r>
-        <w:rPr>
-          <w:rStyle w:val="span"/>
-          <w:sz w:val="26"/>
-          <w:szCs w:val="26"/>
-        </w:rPr>
-        <w:t xml:space="preserve">, Zephyr, and </w:t>
-      </w:r>
-      <w:proofErr w:type="spellStart"/>
-      <w:r>
-        <w:rPr>
-          <w:rStyle w:val="span"/>
-          <w:sz w:val="26"/>
-          <w:szCs w:val="26"/>
-        </w:rPr>
-        <w:t>AutoPage</w:t>
-      </w:r>
-      <w:proofErr w:type="spellEnd"/>
-      <w:r>
-        <w:rPr>
-          <w:rStyle w:val="span"/>
-          <w:sz w:val="26"/>
-          <w:szCs w:val="26"/>
-        </w:rPr>
-        <w:t>.</w:t>
+        <w:t>Worked with add-ons like Automation for Jira, JSU, ScriptRunner, Zephyr, and AutoPage.</w:t>
       </w:r>
     </w:p>
     <w:p>
@@ -5951,6 +5633,7 @@
   <w:style w:type="character" w:default="1" w:styleId="DefaultParagraphFont">
     <w:name w:val="Default Paragraph Font"/>
     <w:uiPriority w:val="1"/>
+    <w:semiHidden/>
     <w:unhideWhenUsed/>
   </w:style>
   <w:style w:type="table" w:default="1" w:styleId="TableNormal">
